--- a/docs/TeamPulse_详细设计与ADR.docx
+++ b/docs/TeamPulse_详细设计与ADR.docx
@@ -59,7 +59,7 @@
           <w:color w:val="404040"/>
           <w:sz w:val="21"/>
         </w:rPr>
-        <w:t>包含 8 条 ADR（Architecture Decision Record）</w:t>
+        <w:t>包含 9 条 ADR（Architecture Decision Record）</w:t>
       </w:r>
     </w:p>
     <w:p>
@@ -4906,6 +4906,222 @@
     <w:p/>
     <w:p>
       <w:pPr>
+        <w:pStyle w:val="Heading2"/>
+      </w:pPr>
+      <w:r>
+        <w:t>ADR-09　授权判断不复用数据范围判断（isAdmin 语义漂移的教训）</w:t>
+      </w:r>
+    </w:p>
+    <w:tbl>
+      <w:tblPr>
+        <w:tblStyle w:val="TableGrid"/>
+        <w:tblW w:type="auto" w:w="0"/>
+        <w:jc w:val="center"/>
+        <w:tblLayout w:type="fixed"/>
+        <w:tblLook w:firstColumn="1" w:firstRow="1" w:lastColumn="0" w:lastRow="0" w:noHBand="0" w:noVBand="1" w:val="04A0"/>
+      </w:tblPr>
+      <w:tblGrid>
+        <w:gridCol w:w="1007"/>
+        <w:gridCol w:w="7920"/>
+      </w:tblGrid>
+      <w:tr>
+        <w:tc>
+          <w:tcPr>
+            <w:tcW w:type="dxa" w:w="1008"/>
+            <w:shd w:val="clear" w:fill="DCE6F1"/>
+          </w:tcPr>
+          <w:p>
+            <w:pPr>
+              <w:spacing w:after="0"/>
+            </w:pPr>
+            <w:r/>
+            <w:r>
+              <w:rPr>
+                <w:rFonts w:ascii="微软雅黑" w:hAnsi="微软雅黑" w:eastAsia="微软雅黑"/>
+                <w:b/>
+                <w:sz w:val="18"/>
+              </w:rPr>
+              <w:t>项</w:t>
+            </w:r>
+          </w:p>
+        </w:tc>
+        <w:tc>
+          <w:tcPr>
+            <w:tcW w:type="dxa" w:w="7920"/>
+            <w:shd w:val="clear" w:fill="DCE6F1"/>
+          </w:tcPr>
+          <w:p>
+            <w:pPr>
+              <w:spacing w:after="0"/>
+            </w:pPr>
+            <w:r/>
+            <w:r>
+              <w:rPr>
+                <w:rFonts w:ascii="微软雅黑" w:hAnsi="微软雅黑" w:eastAsia="微软雅黑"/>
+                <w:b/>
+                <w:sz w:val="18"/>
+              </w:rPr>
+              <w:t>内容</w:t>
+            </w:r>
+          </w:p>
+        </w:tc>
+      </w:tr>
+      <w:tr>
+        <w:tc>
+          <w:tcPr>
+            <w:tcW w:type="dxa" w:w="1008"/>
+          </w:tcPr>
+          <w:p>
+            <w:pPr>
+              <w:spacing w:after="0" w:line="252" w:lineRule="auto"/>
+            </w:pPr>
+            <w:r/>
+            <w:r>
+              <w:rPr>
+                <w:rFonts w:ascii="微软雅黑" w:hAnsi="微软雅黑" w:eastAsia="微软雅黑"/>
+                <w:sz w:val="18"/>
+              </w:rPr>
+              <w:t>背景</w:t>
+            </w:r>
+          </w:p>
+        </w:tc>
+        <w:tc>
+          <w:tcPr>
+            <w:tcW w:type="dxa" w:w="7920"/>
+          </w:tcPr>
+          <w:p>
+            <w:pPr>
+              <w:spacing w:after="0" w:line="252" w:lineRule="auto"/>
+            </w:pPr>
+            <w:r/>
+            <w:r>
+              <w:rPr>
+                <w:rFonts w:ascii="微软雅黑" w:hAnsi="微软雅黑" w:eastAsia="微软雅黑"/>
+                <w:sz w:val="18"/>
+              </w:rPr>
+              <w:t>SecurityUtils.isAdmin() 曾被重新定义为「data_scope=ALL」，于是 hr 与 auditor 也满足该条件；而 6 处授权代码把它当「管理员」用，结果人事和只读审计员可以删除他人的评论、日程、看板、团队、工作日志。</w:t>
+            </w:r>
+          </w:p>
+        </w:tc>
+      </w:tr>
+      <w:tr>
+        <w:tc>
+          <w:tcPr>
+            <w:tcW w:type="dxa" w:w="1008"/>
+          </w:tcPr>
+          <w:p>
+            <w:pPr>
+              <w:spacing w:after="0" w:line="252" w:lineRule="auto"/>
+            </w:pPr>
+            <w:r/>
+            <w:r>
+              <w:rPr>
+                <w:rFonts w:ascii="微软雅黑" w:hAnsi="微软雅黑" w:eastAsia="微软雅黑"/>
+                <w:sz w:val="18"/>
+              </w:rPr>
+              <w:t>收益</w:t>
+            </w:r>
+          </w:p>
+        </w:tc>
+        <w:tc>
+          <w:tcPr>
+            <w:tcW w:type="dxa" w:w="7920"/>
+          </w:tcPr>
+          <w:p>
+            <w:pPr>
+              <w:spacing w:after="0" w:line="252" w:lineRule="auto"/>
+            </w:pPr>
+            <w:r/>
+            <w:r>
+              <w:rPr>
+                <w:rFonts w:ascii="微软雅黑" w:hAnsi="微软雅黑" w:eastAsia="微软雅黑"/>
+                <w:sz w:val="18"/>
+              </w:rPr>
+              <w:t>现在改为按各域已有的 *:manage 权限点判断（comment/manage、kanban/manage、schedule/manage、team/manage、worklog/manage），权限调整只需改 role_permission 表。</w:t>
+            </w:r>
+          </w:p>
+        </w:tc>
+      </w:tr>
+      <w:tr>
+        <w:tc>
+          <w:tcPr>
+            <w:tcW w:type="dxa" w:w="1008"/>
+          </w:tcPr>
+          <w:p>
+            <w:pPr>
+              <w:spacing w:after="0" w:line="252" w:lineRule="auto"/>
+            </w:pPr>
+            <w:r/>
+            <w:r>
+              <w:rPr>
+                <w:rFonts w:ascii="微软雅黑" w:hAnsi="微软雅黑" w:eastAsia="微软雅黑"/>
+                <w:sz w:val="18"/>
+              </w:rPr>
+              <w:t>代价</w:t>
+            </w:r>
+          </w:p>
+        </w:tc>
+        <w:tc>
+          <w:tcPr>
+            <w:tcW w:type="dxa" w:w="7920"/>
+          </w:tcPr>
+          <w:p>
+            <w:pPr>
+              <w:spacing w:after="0" w:line="252" w:lineRule="auto"/>
+            </w:pPr>
+            <w:r/>
+            <w:r>
+              <w:rPr>
+                <w:rFonts w:ascii="微软雅黑" w:hAnsi="微软雅黑" w:eastAsia="微软雅黑"/>
+                <w:sz w:val="18"/>
+              </w:rPr>
+              <w:t>方法名 isAdmin() 容易误导，读代码时容易再次用错。</w:t>
+            </w:r>
+          </w:p>
+        </w:tc>
+      </w:tr>
+      <w:tr>
+        <w:tc>
+          <w:tcPr>
+            <w:tcW w:type="dxa" w:w="1008"/>
+          </w:tcPr>
+          <w:p>
+            <w:pPr>
+              <w:spacing w:after="0" w:line="252" w:lineRule="auto"/>
+            </w:pPr>
+            <w:r/>
+            <w:r>
+              <w:rPr>
+                <w:rFonts w:ascii="微软雅黑" w:hAnsi="微软雅黑" w:eastAsia="微软雅黑"/>
+                <w:sz w:val="18"/>
+              </w:rPr>
+              <w:t>缓解</w:t>
+            </w:r>
+          </w:p>
+        </w:tc>
+        <w:tc>
+          <w:tcPr>
+            <w:tcW w:type="dxa" w:w="7920"/>
+          </w:tcPr>
+          <w:p>
+            <w:pPr>
+              <w:spacing w:after="0" w:line="252" w:lineRule="auto"/>
+            </w:pPr>
+            <w:r/>
+            <w:r>
+              <w:rPr>
+                <w:rFonts w:ascii="微软雅黑" w:hAnsi="微软雅黑" w:eastAsia="微软雅黑"/>
+                <w:sz w:val="18"/>
+              </w:rPr>
+              <w:t>isAdmin() 保留但补了注释说明其语义；授权一律用 hasPermission(Perms.X)；接口断言新增 5b 组做回归（人事删他人评论必须 403）。</w:t>
+            </w:r>
+          </w:p>
+        </w:tc>
+      </w:tr>
+    </w:tbl>
+    <w:p/>
+    <w:p>
+      <w:pPr>
         <w:pStyle w:val="Heading1"/>
       </w:pPr>
       <w:r>
@@ -5294,7 +5510,7 @@
                 <w:rFonts w:ascii="微软雅黑" w:hAnsi="微软雅黑" w:eastAsia="微软雅黑"/>
                 <w:sz w:val="17"/>
               </w:rPr>
-              <w:t>Kanban 权限靠 Service 判断「创建者或 admin」</w:t>
+              <w:t>各域「代他人操作」目前靠创建者 + *:manage 权限点判断</w:t>
             </w:r>
           </w:p>
         </w:tc>
@@ -5312,7 +5528,7 @@
                 <w:rFonts w:ascii="微软雅黑" w:hAnsi="微软雅黑" w:eastAsia="微软雅黑"/>
                 <w:sz w:val="17"/>
               </w:rPr>
-              <w:t>没有独立权限点，管理端无法按角色配置看板权限</w:t>
+              <w:t>权限点齐全，但缺跨团队的「管理全部」列表入口</w:t>
             </w:r>
           </w:p>
         </w:tc>
@@ -5330,7 +5546,7 @@
                 <w:rFonts w:ascii="微软雅黑" w:hAnsi="微软雅黑" w:eastAsia="微软雅黑"/>
                 <w:sz w:val="17"/>
               </w:rPr>
-              <w:t>补 kanban:view/manage 权限点 + 迁移</w:t>
+              <w:t>管理端补跨团队管理视图</w:t>
             </w:r>
           </w:p>
         </w:tc>

--- a/docs/TeamPulse_详细设计与ADR.docx
+++ b/docs/TeamPulse_详细设计与ADR.docx
@@ -59,7 +59,7 @@
           <w:color w:val="404040"/>
           <w:sz w:val="21"/>
         </w:rPr>
-        <w:t>包含 9 条 ADR（Architecture Decision Record）</w:t>
+        <w:t>包含 10 条 ADR（Architecture Decision Record）</w:t>
       </w:r>
     </w:p>
     <w:p>
@@ -5114,6 +5114,222 @@
                 <w:sz w:val="18"/>
               </w:rPr>
               <w:t>isAdmin() 保留但补了注释说明其语义；授权一律用 hasPermission(Perms.X)；接口断言新增 5b 组做回归（人事删他人评论必须 403）。</w:t>
+            </w:r>
+          </w:p>
+        </w:tc>
+      </w:tr>
+    </w:tbl>
+    <w:p/>
+    <w:p>
+      <w:pPr>
+        <w:pStyle w:val="Heading2"/>
+      </w:pPr>
+      <w:r>
+        <w:t>ADR-10　读接口的权限粒度：哪些必须有注解，哪些刻意开放</w:t>
+      </w:r>
+    </w:p>
+    <w:tbl>
+      <w:tblPr>
+        <w:tblStyle w:val="TableGrid"/>
+        <w:tblW w:type="auto" w:w="0"/>
+        <w:jc w:val="center"/>
+        <w:tblLayout w:type="fixed"/>
+        <w:tblLook w:firstColumn="1" w:firstRow="1" w:lastColumn="0" w:lastRow="0" w:noHBand="0" w:noVBand="1" w:val="04A0"/>
+      </w:tblPr>
+      <w:tblGrid>
+        <w:gridCol w:w="1007"/>
+        <w:gridCol w:w="7920"/>
+      </w:tblGrid>
+      <w:tr>
+        <w:tc>
+          <w:tcPr>
+            <w:tcW w:type="dxa" w:w="1008"/>
+            <w:shd w:val="clear" w:fill="DCE6F1"/>
+          </w:tcPr>
+          <w:p>
+            <w:pPr>
+              <w:spacing w:after="0"/>
+            </w:pPr>
+            <w:r/>
+            <w:r>
+              <w:rPr>
+                <w:rFonts w:ascii="微软雅黑" w:hAnsi="微软雅黑" w:eastAsia="微软雅黑"/>
+                <w:b/>
+                <w:sz w:val="18"/>
+              </w:rPr>
+              <w:t>项</w:t>
+            </w:r>
+          </w:p>
+        </w:tc>
+        <w:tc>
+          <w:tcPr>
+            <w:tcW w:type="dxa" w:w="7920"/>
+            <w:shd w:val="clear" w:fill="DCE6F1"/>
+          </w:tcPr>
+          <w:p>
+            <w:pPr>
+              <w:spacing w:after="0"/>
+            </w:pPr>
+            <w:r/>
+            <w:r>
+              <w:rPr>
+                <w:rFonts w:ascii="微软雅黑" w:hAnsi="微软雅黑" w:eastAsia="微软雅黑"/>
+                <w:b/>
+                <w:sz w:val="18"/>
+              </w:rPr>
+              <w:t>内容</w:t>
+            </w:r>
+          </w:p>
+        </w:tc>
+      </w:tr>
+      <w:tr>
+        <w:tc>
+          <w:tcPr>
+            <w:tcW w:type="dxa" w:w="1008"/>
+          </w:tcPr>
+          <w:p>
+            <w:pPr>
+              <w:spacing w:after="0" w:line="252" w:lineRule="auto"/>
+            </w:pPr>
+            <w:r/>
+            <w:r>
+              <w:rPr>
+                <w:rFonts w:ascii="微软雅黑" w:hAnsi="微软雅黑" w:eastAsia="微软雅黑"/>
+                <w:sz w:val="18"/>
+              </w:rPr>
+              <w:t>背景</w:t>
+            </w:r>
+          </w:p>
+        </w:tc>
+        <w:tc>
+          <w:tcPr>
+            <w:tcW w:type="dxa" w:w="7920"/>
+          </w:tcPr>
+          <w:p>
+            <w:pPr>
+              <w:spacing w:after="0" w:line="252" w:lineRule="auto"/>
+            </w:pPr>
+            <w:r/>
+            <w:r>
+              <w:rPr>
+                <w:rFonts w:ascii="微软雅黑" w:hAnsi="微软雅黑" w:eastAsia="微软雅黑"/>
+                <w:sz w:val="18"/>
+              </w:rPr>
+              <w:t>盘点时发现部分读接口（GET /schedule、/worklog、/kanban 等）没有 @PreAuthorize，任何登录用户都能调用；而 UI 层已经按权限隐藏入口。</w:t>
+            </w:r>
+          </w:p>
+        </w:tc>
+      </w:tr>
+      <w:tr>
+        <w:tc>
+          <w:tcPr>
+            <w:tcW w:type="dxa" w:w="1008"/>
+          </w:tcPr>
+          <w:p>
+            <w:pPr>
+              <w:spacing w:after="0" w:line="252" w:lineRule="auto"/>
+            </w:pPr>
+            <w:r/>
+            <w:r>
+              <w:rPr>
+                <w:rFonts w:ascii="微软雅黑" w:hAnsi="微软雅黑" w:eastAsia="微软雅黑"/>
+                <w:sz w:val="18"/>
+              </w:rPr>
+              <w:t>收益</w:t>
+            </w:r>
+          </w:p>
+        </w:tc>
+        <w:tc>
+          <w:tcPr>
+            <w:tcW w:type="dxa" w:w="7920"/>
+          </w:tcPr>
+          <w:p>
+            <w:pPr>
+              <w:spacing w:after="0" w:line="252" w:lineRule="auto"/>
+            </w:pPr>
+            <w:r/>
+            <w:r>
+              <w:rPr>
+                <w:rFonts w:ascii="微软雅黑" w:hAnsi="微软雅黑" w:eastAsia="微软雅黑"/>
+                <w:sz w:val="18"/>
+              </w:rPr>
+              <w:t>已给「不会打挂任何角色」的读接口补注解：GET /attendance/rule → attendance:rule、GET /kanban 与 /kanban/{id}/detail → kanban:view、GET /worklog、/{id}、/statistics → worklog:view；PUT /devices/{id} 由 device:view 提升为 device:manage（读权限不该能改数据）。</w:t>
+            </w:r>
+          </w:p>
+        </w:tc>
+      </w:tr>
+      <w:tr>
+        <w:tc>
+          <w:tcPr>
+            <w:tcW w:type="dxa" w:w="1008"/>
+          </w:tcPr>
+          <w:p>
+            <w:pPr>
+              <w:spacing w:after="0" w:line="252" w:lineRule="auto"/>
+            </w:pPr>
+            <w:r/>
+            <w:r>
+              <w:rPr>
+                <w:rFonts w:ascii="微软雅黑" w:hAnsi="微软雅黑" w:eastAsia="微软雅黑"/>
+                <w:sz w:val="18"/>
+              </w:rPr>
+              <w:t>代价</w:t>
+            </w:r>
+          </w:p>
+        </w:tc>
+        <w:tc>
+          <w:tcPr>
+            <w:tcW w:type="dxa" w:w="7920"/>
+          </w:tcPr>
+          <w:p>
+            <w:pPr>
+              <w:spacing w:after="0" w:line="252" w:lineRule="auto"/>
+            </w:pPr>
+            <w:r/>
+            <w:r>
+              <w:rPr>
+                <w:rFonts w:ascii="微软雅黑" w:hAnsi="微软雅黑" w:eastAsia="微软雅黑"/>
+                <w:sz w:val="18"/>
+              </w:rPr>
+              <w:t>GET /schedule 刻意保持开放：人事没有 schedule:view，但用户工作台的「我的日程」用的就是它，加注解会把人事自己的页面打挂。</w:t>
+            </w:r>
+          </w:p>
+        </w:tc>
+      </w:tr>
+      <w:tr>
+        <w:tc>
+          <w:tcPr>
+            <w:tcW w:type="dxa" w:w="1008"/>
+          </w:tcPr>
+          <w:p>
+            <w:pPr>
+              <w:spacing w:after="0" w:line="252" w:lineRule="auto"/>
+            </w:pPr>
+            <w:r/>
+            <w:r>
+              <w:rPr>
+                <w:rFonts w:ascii="微软雅黑" w:hAnsi="微软雅黑" w:eastAsia="微软雅黑"/>
+                <w:sz w:val="18"/>
+              </w:rPr>
+              <w:t>缓解</w:t>
+            </w:r>
+          </w:p>
+        </w:tc>
+        <w:tc>
+          <w:tcPr>
+            <w:tcW w:type="dxa" w:w="7920"/>
+          </w:tcPr>
+          <w:p>
+            <w:pPr>
+              <w:spacing w:after="0" w:line="252" w:lineRule="auto"/>
+            </w:pPr>
+            <w:r/>
+            <w:r>
+              <w:rPr>
+                <w:rFonts w:ascii="微软雅黑" w:hAnsi="微软雅黑" w:eastAsia="微软雅黑"/>
+                <w:sz w:val="18"/>
+              </w:rPr>
+              <w:t>残留风险：人事（data_scope=ALL）理论上能通过 API 读到全公司日程。若要彻底收敛，应把数据范围从「角色级」改为「权限级」，属下一阶段工作；scripts/audit/role-matrix.mjs 会把这类情况列为 ⓘ 提示。</w:t>
             </w:r>
           </w:p>
         </w:tc>
